--- a/服务器选购搭建与dsh接入完全手册.docx
+++ b/服务器选购搭建与dsh接入完全手册.docx
@@ -6694,6 +6694,12 @@
                 <w:color w:val="111827"/>
               </w:rPr>
               <w:br/>
+            </w:r>
+            <w:r>
+              <w:rPr>
+                <w:rFonts w:ascii="JetBrains Mono" w:eastAsia="JetBrains Mono" w:hAnsi="JetBrains Mono" w:cs="JetBrains Mono" w:hint="eastAsia"/>
+                <w:color w:val="111827"/>
+              </w:rPr>
               <w:t xml:space="preserve"># </w:t>
             </w:r>
             <w:r>
@@ -6715,28 +6721,43 @@
                 <w:rFonts w:ascii="JetBrains Mono" w:eastAsia="JetBrains Mono" w:hAnsi="JetBrains Mono" w:cs="JetBrains Mono" w:hint="eastAsia"/>
                 <w:color w:val="111827"/>
               </w:rPr>
-              <w:t>状态，放行</w:t>
+              <w:t>且走</w:t>
             </w:r>
             <w:r>
               <w:rPr>
                 <w:rFonts w:ascii="JetBrains Mono" w:eastAsia="JetBrains Mono" w:hAnsi="JetBrains Mono" w:cs="JetBrains Mono" w:hint="eastAsia"/>
                 <w:color w:val="111827"/>
               </w:rPr>
-              <w:t xml:space="preserve"> 3080</w:t>
+              <w:t xml:space="preserve"> 4.7 </w:t>
             </w:r>
             <w:r>
               <w:rPr>
                 <w:rFonts w:ascii="JetBrains Mono" w:eastAsia="JetBrains Mono" w:hAnsi="JetBrains Mono" w:cs="JetBrains Mono" w:hint="eastAsia"/>
                 <w:color w:val="111827"/>
               </w:rPr>
+              <w:t>的</w:t>
+            </w:r>
+            <w:r>
+              <w:rPr>
+                <w:rFonts w:ascii="JetBrains Mono" w:eastAsia="JetBrains Mono" w:hAnsi="JetBrains Mono" w:cs="JetBrains Mono" w:hint="eastAsia"/>
+                <w:color w:val="111827"/>
+              </w:rPr>
+              <w:t xml:space="preserve"> Tailscale </w:t>
+            </w:r>
+            <w:r>
+              <w:rPr>
+                <w:rFonts w:ascii="JetBrains Mono" w:eastAsia="JetBrains Mono" w:hAnsi="JetBrains Mono" w:cs="JetBrains Mono" w:hint="eastAsia"/>
+                <w:color w:val="111827"/>
+              </w:rPr>
+              <w:t>方案，只放行组网网段</w:t>
+            </w:r>
+            <w:r>
+              <w:rPr>
+                <w:rFonts w:ascii="JetBrains Mono" w:eastAsia="JetBrains Mono" w:hAnsi="JetBrains Mono" w:cs="JetBrains Mono" w:hint="eastAsia"/>
+                <w:color w:val="111827"/>
+              </w:rPr>
               <w:br/>
-            </w:r>
-            <w:r>
-              <w:rPr>
-                <w:rFonts w:ascii="JetBrains Mono" w:eastAsia="JetBrains Mono" w:hAnsi="JetBrains Mono" w:cs="JetBrains Mono" w:hint="eastAsia"/>
-                <w:color w:val="111827"/>
-              </w:rPr>
-              <w:t>sudo ufw allow 3080/tcp</w:t>
+              <w:t>sudo ufw allow from 100.64.0.0/10 to any port 3080 proto tcp</w:t>
             </w:r>
           </w:p>
         </w:tc>
@@ -7295,6 +7316,12 @@
                 <w:color w:val="111827"/>
               </w:rPr>
               <w:br/>
+            </w:r>
+            <w:r>
+              <w:rPr>
+                <w:rFonts w:ascii="JetBrains Mono" w:eastAsia="JetBrains Mono" w:hAnsi="JetBrains Mono" w:cs="JetBrains Mono" w:hint="eastAsia"/>
+                <w:color w:val="111827"/>
+              </w:rPr>
               <w:t>apt install -y curl wget unzip git</w:t>
             </w:r>
             <w:r>
@@ -7318,12 +7345,6 @@
                 <w:color w:val="111827"/>
               </w:rPr>
               <w:br/>
-            </w:r>
-            <w:r>
-              <w:rPr>
-                <w:rFonts w:ascii="JetBrains Mono" w:eastAsia="JetBrains Mono" w:hAnsi="JetBrains Mono" w:cs="JetBrains Mono" w:hint="eastAsia"/>
-                <w:color w:val="111827"/>
-              </w:rPr>
               <w:t>timedatectl set-timezone Asia/Shanghai</w:t>
             </w:r>
             <w:r>
@@ -15008,6 +15029,12 @@
                 <w:color w:val="111827"/>
               </w:rPr>
               <w:br/>
+            </w:r>
+            <w:r>
+              <w:rPr>
+                <w:rFonts w:ascii="JetBrains Mono" w:eastAsia="JetBrains Mono" w:hAnsi="JetBrains Mono" w:cs="JetBrains Mono" w:hint="eastAsia"/>
+                <w:color w:val="111827"/>
+              </w:rPr>
               <w:t xml:space="preserve">   </w:t>
             </w:r>
             <w:r>
@@ -15079,12 +15106,6 @@
                 <w:color w:val="111827"/>
               </w:rPr>
               <w:br/>
-            </w:r>
-            <w:r>
-              <w:rPr>
-                <w:rFonts w:ascii="JetBrains Mono" w:eastAsia="JetBrains Mono" w:hAnsi="JetBrains Mono" w:cs="JetBrains Mono" w:hint="eastAsia"/>
-                <w:color w:val="111827"/>
-              </w:rPr>
               <w:t xml:space="preserve">   </w:t>
             </w:r>
             <w:r>
@@ -15577,6 +15598,12 @@
                 <w:color w:val="111827"/>
               </w:rPr>
               <w:br/>
+            </w:r>
+            <w:r>
+              <w:rPr>
+                <w:rFonts w:ascii="JetBrains Mono" w:eastAsia="JetBrains Mono" w:hAnsi="JetBrains Mono" w:cs="JetBrains Mono" w:hint="eastAsia"/>
+                <w:color w:val="111827"/>
+              </w:rPr>
               <w:t>ln -sf /usr/local/node-v22.19.0-linux-x64/bin/node /usr/local/bin/node</w:t>
             </w:r>
             <w:r>
@@ -15585,12 +15612,6 @@
                 <w:color w:val="111827"/>
               </w:rPr>
               <w:br/>
-            </w:r>
-            <w:r>
-              <w:rPr>
-                <w:rFonts w:ascii="JetBrains Mono" w:eastAsia="JetBrains Mono" w:hAnsi="JetBrains Mono" w:cs="JetBrains Mono" w:hint="eastAsia"/>
-                <w:color w:val="111827"/>
-              </w:rPr>
               <w:t>ln -sf /usr/local/node-v22.19.0-linux-x64/bin/npm /usr/local/bin/npm</w:t>
             </w:r>
             <w:r>
@@ -18198,6 +18219,12 @@
                 <w:color w:val="111827"/>
               </w:rPr>
               <w:br/>
+            </w:r>
+            <w:r>
+              <w:rPr>
+                <w:rFonts w:ascii="JetBrains Mono" w:eastAsia="JetBrains Mono" w:hAnsi="JetBrains Mono" w:cs="JetBrains Mono"/>
+                <w:color w:val="111827"/>
+              </w:rPr>
               <w:t>Description=DeepSeek Harness (dsh) web profile</w:t>
             </w:r>
             <w:r>
@@ -18229,12 +18256,6 @@
                 <w:color w:val="111827"/>
               </w:rPr>
               <w:br/>
-            </w:r>
-            <w:r>
-              <w:rPr>
-                <w:rFonts w:ascii="JetBrains Mono" w:eastAsia="JetBrains Mono" w:hAnsi="JetBrains Mono" w:cs="JetBrains Mono"/>
-                <w:color w:val="111827"/>
-              </w:rPr>
               <w:t>[Service]</w:t>
             </w:r>
             <w:r>
@@ -18518,12 +18539,6 @@
                 <w:color w:val="111827"/>
               </w:rPr>
               <w:br/>
-            </w:r>
-            <w:r>
-              <w:rPr>
-                <w:rFonts w:ascii="JetBrains Mono" w:eastAsia="JetBrains Mono" w:hAnsi="JetBrains Mono" w:cs="JetBrains Mono" w:hint="eastAsia"/>
-                <w:color w:val="111827"/>
-              </w:rPr>
               <w:t>systemctl status dsh --no-pager</w:t>
             </w:r>
             <w:r>
@@ -20187,6 +20202,12 @@
                 <w:color w:val="111827"/>
               </w:rPr>
               <w:br/>
+            </w:r>
+            <w:r>
+              <w:rPr>
+                <w:rFonts w:ascii="JetBrains Mono" w:eastAsia="JetBrains Mono" w:hAnsi="JetBrains Mono" w:cs="JetBrains Mono" w:hint="eastAsia"/>
+                <w:color w:val="111827"/>
+              </w:rPr>
               <w:t xml:space="preserve"># </w:t>
             </w:r>
             <w:r>
@@ -21220,6 +21241,12 @@
                 <w:color w:val="111827"/>
               </w:rPr>
               <w:br/>
+            </w:r>
+            <w:r>
+              <w:rPr>
+                <w:rFonts w:ascii="JetBrains Mono" w:eastAsia="JetBrains Mono" w:hAnsi="JetBrains Mono" w:cs="JetBrains Mono" w:hint="eastAsia"/>
+                <w:color w:val="111827"/>
+              </w:rPr>
               <w:t>dsh run --profile web "</w:t>
             </w:r>
             <w:r>
@@ -21368,12 +21395,6 @@
                 <w:color w:val="111827"/>
               </w:rPr>
               <w:br/>
-            </w:r>
-            <w:r>
-              <w:rPr>
-                <w:rFonts w:ascii="JetBrains Mono" w:eastAsia="JetBrains Mono" w:hAnsi="JetBrains Mono" w:cs="JetBrains Mono" w:hint="eastAsia"/>
-                <w:color w:val="111827"/>
-              </w:rPr>
               <w:t>import os</w:t>
             </w:r>
             <w:r>
@@ -21905,12 +21926,6 @@
                 <w:color w:val="111827"/>
               </w:rPr>
               <w:br/>
-            </w:r>
-            <w:r>
-              <w:rPr>
-                <w:rFonts w:ascii="JetBrains Mono" w:eastAsia="JetBrains Mono" w:hAnsi="JetBrains Mono" w:cs="JetBrains Mono" w:hint="eastAsia"/>
-                <w:color w:val="111827"/>
-              </w:rPr>
               <w:t>tar -czf dsh-home-$(date +%F).tar.gz -C /var/lib/dsh harness</w:t>
             </w:r>
           </w:p>
@@ -22455,24 +22470,47 @@
                 <w:color w:val="111827"/>
                 <w:sz w:val="20"/>
               </w:rPr>
-              <w:t>控制台放行入方向</w:t>
-            </w:r>
-            <w:r>
-              <w:rPr>
-                <w:rFonts w:ascii="宋体" w:eastAsia="宋体" w:hAnsi="宋体" w:cs="宋体" w:hint="eastAsia"/>
-                <w:color w:val="111827"/>
-                <w:sz w:val="20"/>
-              </w:rPr>
-              <w:t xml:space="preserve"> + </w:t>
-            </w:r>
-            <w:r>
-              <w:rPr>
-                <w:rFonts w:ascii="JetBrains Mono" w:eastAsia="JetBrains Mono" w:hAnsi="JetBrains Mono" w:cs="JetBrains Mono"/>
-                <w:color w:val="111827"/>
-                <w:sz w:val="22"/>
-                <w:shd w:val="clear" w:color="auto" w:fill="F9FAFB"/>
-              </w:rPr>
-              <w:t>ufw allow 3080/tcp</w:t>
+              <w:t>按</w:t>
+            </w:r>
+            <w:r>
+              <w:rPr>
+                <w:rFonts w:ascii="宋体" w:eastAsia="宋体" w:hAnsi="宋体" w:cs="宋体" w:hint="eastAsia"/>
+                <w:color w:val="111827"/>
+                <w:sz w:val="20"/>
+              </w:rPr>
+              <w:t xml:space="preserve"> 4.7 </w:t>
+            </w:r>
+            <w:r>
+              <w:rPr>
+                <w:rFonts w:ascii="宋体" w:eastAsia="宋体" w:hAnsi="宋体" w:cs="宋体" w:hint="eastAsia"/>
+                <w:color w:val="111827"/>
+                <w:sz w:val="20"/>
+              </w:rPr>
+              <w:t>打通</w:t>
+            </w:r>
+            <w:r>
+              <w:rPr>
+                <w:rFonts w:ascii="宋体" w:eastAsia="宋体" w:hAnsi="宋体" w:cs="宋体" w:hint="eastAsia"/>
+                <w:color w:val="111827"/>
+                <w:sz w:val="20"/>
+              </w:rPr>
+              <w:t xml:space="preserve"> Tailscale / Caddy</w:t>
+            </w:r>
+            <w:r>
+              <w:rPr>
+                <w:rFonts w:ascii="宋体" w:eastAsia="宋体" w:hAnsi="宋体" w:cs="宋体" w:hint="eastAsia"/>
+                <w:color w:val="111827"/>
+                <w:sz w:val="20"/>
+              </w:rPr>
+              <w:t>；临时直连只放行自己的公网</w:t>
+            </w:r>
+            <w:r>
+              <w:rPr>
+                <w:rFonts w:ascii="宋体" w:eastAsia="宋体" w:hAnsi="宋体" w:cs="宋体" w:hint="eastAsia"/>
+                <w:color w:val="111827"/>
+                <w:sz w:val="20"/>
+              </w:rPr>
+              <w:t xml:space="preserve"> IP</w:t>
             </w:r>
           </w:p>
         </w:tc>
@@ -22677,6 +22715,7 @@
                 <w:color w:val="111827"/>
                 <w:sz w:val="20"/>
               </w:rPr>
+              <w:lastRenderedPageBreak/>
               <w:t xml:space="preserve">systemd </w:t>
             </w:r>
             <w:r>
@@ -22693,16 +22732,7 @@
                 <w:color w:val="111827"/>
                 <w:sz w:val="20"/>
               </w:rPr>
-              <w:t xml:space="preserve"> </w:t>
-            </w:r>
-            <w:r>
-              <w:rPr>
-                <w:rFonts w:ascii="宋体" w:eastAsia="宋体" w:hAnsi="宋体" w:cs="宋体" w:hint="eastAsia"/>
-                <w:color w:val="111827"/>
-                <w:sz w:val="20"/>
-              </w:rPr>
-              <w:lastRenderedPageBreak/>
-              <w:t>status=200/CHDIR</w:t>
+              <w:t xml:space="preserve"> status=200/CHDIR</w:t>
             </w:r>
           </w:p>
         </w:tc>
@@ -22734,7 +22764,6 @@
                 <w:color w:val="111827"/>
                 <w:sz w:val="20"/>
               </w:rPr>
-              <w:lastRenderedPageBreak/>
               <w:t xml:space="preserve">WorkingDirectory </w:t>
             </w:r>
             <w:r>
@@ -22743,16 +22772,7 @@
                 <w:color w:val="111827"/>
                 <w:sz w:val="20"/>
               </w:rPr>
-              <w:t>不存</w:t>
-            </w:r>
-            <w:r>
-              <w:rPr>
-                <w:rFonts w:ascii="宋体" w:eastAsia="宋体" w:hAnsi="宋体" w:cs="宋体" w:hint="eastAsia"/>
-                <w:color w:val="111827"/>
-                <w:sz w:val="20"/>
-              </w:rPr>
-              <w:lastRenderedPageBreak/>
-              <w:t>在或无权限</w:t>
+              <w:t>不存在或无权限</w:t>
             </w:r>
           </w:p>
         </w:tc>
@@ -22784,7 +22804,6 @@
                 <w:color w:val="111827"/>
                 <w:sz w:val="20"/>
               </w:rPr>
-              <w:lastRenderedPageBreak/>
               <w:t>检查目录属主是否为</w:t>
             </w:r>
             <w:r>
@@ -28302,9 +28321,9 @@
 <file path=word/numbering.xml><?xml version="1.0" encoding="utf-8"?>
 <w:numbering xmlns:wpc="http://schemas.microsoft.com/office/word/2010/wordprocessingCanvas" xmlns:cx="http://schemas.microsoft.com/office/drawing/2014/chartex" xmlns:cx1="http://schemas.microsoft.com/office/drawing/2015/9/8/chartex" xmlns:cx2="http://schemas.microsoft.com/office/drawing/2015/10/21/chartex" xmlns:cx3="http://schemas.microsoft.com/office/drawing/2016/5/9/chartex" xmlns:cx4="http://schemas.microsoft.com/office/drawing/2016/5/10/chartex" xmlns:cx5="http://schemas.microsoft.com/office/drawing/2016/5/11/chartex" xmlns:cx6="http://schemas.microsoft.com/office/drawing/2016/5/12/chartex" xmlns:cx7="http://schemas.microsoft.com/office/drawing/2016/5/13/chartex" xmlns:cx8="http://schemas.microsoft.com/office/drawing/2016/5/14/chartex" xmlns:mc="http://schemas.openxmlformats.org/markup-compatibility/2006" xmlns:aink="http://schemas.microsoft.com/office/drawing/2016/ink" xmlns:am3d="http://schemas.microsoft.com/office/drawing/2017/model3d" xmlns:o="urn:schemas-microsoft-com:office:office" xmlns:oel="http://schemas.microsoft.com/office/2019/extlst" xmlns:r="http://schemas.openxmlformats.org/officeDocument/2006/relationships" xmlns:m="http://schemas.openxmlformats.org/officeDocument/2006/math" xmlns:v="urn:schemas-microsoft-com:vml" xmlns:wp14="http://schemas.microsoft.com/office/word/2010/wordprocessingDrawing" xmlns:wp="http://schemas.openxmlformats.org/drawingml/2006/wordprocessingDrawing" xmlns:w10="urn:schemas-microsoft-com:office:word" xmlns:w="http://schemas.openxmlformats.org/wordprocessingml/2006/main" xmlns:w14="http://schemas.microsoft.com/office/word/2010/wordml" xmlns:w15="http://schemas.microsoft.com/office/word/2012/wordml" xmlns:w16cex="http://schemas.microsoft.com/office/word/2018/wordml/cex" xmlns:w16cid="http://schemas.microsoft.com/office/word/2016/wordml/cid" xmlns:w16="http://schemas.microsoft.com/office/word/2018/wordml" xmlns:w16du="http://schemas.microsoft.com/office/word/2023/wordml/word16du" xmlns:w16sdtdh="http://schemas.microsoft.com/office/word/2020/wordml/sdtdatahash" xmlns:w16sdtfl="http://schemas.microsoft.com/office/word/2024/wordml/sdtformatlock" xmlns:w16se="http://schemas.microsoft.com/office/word/2015/wordml/symex" xmlns:wpg="http://schemas.microsoft.com/office/word/2010/wordprocessingGroup" xmlns:wpi="http://schemas.microsoft.com/office/word/2010/wordprocessingInk" xmlns:wne="http://schemas.microsoft.com/office/word/2006/wordml" xmlns:wps="http://schemas.microsoft.com/office/word/2010/wordprocessingShape" mc:Ignorable="w14 w15 w16se w16cid w16 w16cex w16sdtdh w16sdtfl w16du wp14">
   <w:abstractNum w:abstractNumId="0" w15:restartNumberingAfterBreak="0">
-    <w:nsid w:val="0F70696A"/>
+    <w:nsid w:val="2DCC2466"/>
     <w:multiLevelType w:val="multilevel"/>
-    <w:tmpl w:val="BC52180A"/>
+    <w:tmpl w:val="3578BF6A"/>
     <w:lvl w:ilvl="0">
       <w:start w:val="1"/>
       <w:numFmt w:val="decimal"/>
@@ -28356,9 +28375,9 @@
     </w:lvl>
   </w:abstractNum>
   <w:abstractNum w:abstractNumId="1" w15:restartNumberingAfterBreak="0">
-    <w:nsid w:val="1D2F3977"/>
+    <w:nsid w:val="33366890"/>
     <w:multiLevelType w:val="multilevel"/>
-    <w:tmpl w:val="72500756"/>
+    <w:tmpl w:val="6F129402"/>
     <w:lvl w:ilvl="0">
       <w:start w:val="1"/>
       <w:numFmt w:val="decimal"/>
@@ -28410,11 +28429,11 @@
     </w:lvl>
   </w:abstractNum>
   <w:abstractNum w:abstractNumId="2" w15:restartNumberingAfterBreak="0">
-    <w:nsid w:val="2B2D1BDD"/>
+    <w:nsid w:val="336E3438"/>
     <w:multiLevelType w:val="multilevel"/>
-    <w:tmpl w:val="4DFAD97E"/>
+    <w:tmpl w:val="17B61174"/>
     <w:lvl w:ilvl="0">
-      <w:start w:val="5"/>
+      <w:start w:val="1"/>
       <w:numFmt w:val="decimal"/>
       <w:lvlText w:val="%1."/>
       <w:lvlJc w:val="left"/>
@@ -28464,9 +28483,9 @@
     </w:lvl>
   </w:abstractNum>
   <w:abstractNum w:abstractNumId="3" w15:restartNumberingAfterBreak="0">
-    <w:nsid w:val="32EA6E8B"/>
+    <w:nsid w:val="3E2969FC"/>
     <w:multiLevelType w:val="multilevel"/>
-    <w:tmpl w:val="4ED0F9B8"/>
+    <w:tmpl w:val="60B227C6"/>
     <w:lvl w:ilvl="0">
       <w:start w:val="1"/>
       <w:numFmt w:val="decimal"/>
@@ -28518,9 +28537,171 @@
     </w:lvl>
   </w:abstractNum>
   <w:abstractNum w:abstractNumId="4" w15:restartNumberingAfterBreak="0">
-    <w:nsid w:val="35FC3D9A"/>
+    <w:nsid w:val="41407AAB"/>
     <w:multiLevelType w:val="multilevel"/>
-    <w:tmpl w:val="E16C65E8"/>
+    <w:tmpl w:val="76840F06"/>
+    <w:lvl w:ilvl="0">
+      <w:start w:val="1"/>
+      <w:numFmt w:val="decimal"/>
+      <w:lvlText w:val="%1."/>
+      <w:lvlJc w:val="left"/>
+      <w:pPr>
+        <w:ind w:left="420" w:hanging="420"/>
+      </w:pPr>
+    </w:lvl>
+    <w:lvl w:ilvl="1">
+      <w:numFmt w:val="decimal"/>
+      <w:lvlText w:val=""/>
+      <w:lvlJc w:val="left"/>
+    </w:lvl>
+    <w:lvl w:ilvl="2">
+      <w:numFmt w:val="decimal"/>
+      <w:lvlText w:val=""/>
+      <w:lvlJc w:val="left"/>
+    </w:lvl>
+    <w:lvl w:ilvl="3">
+      <w:numFmt w:val="decimal"/>
+      <w:lvlText w:val=""/>
+      <w:lvlJc w:val="left"/>
+    </w:lvl>
+    <w:lvl w:ilvl="4">
+      <w:numFmt w:val="decimal"/>
+      <w:lvlText w:val=""/>
+      <w:lvlJc w:val="left"/>
+    </w:lvl>
+    <w:lvl w:ilvl="5">
+      <w:numFmt w:val="decimal"/>
+      <w:lvlText w:val=""/>
+      <w:lvlJc w:val="left"/>
+    </w:lvl>
+    <w:lvl w:ilvl="6">
+      <w:numFmt w:val="decimal"/>
+      <w:lvlText w:val=""/>
+      <w:lvlJc w:val="left"/>
+    </w:lvl>
+    <w:lvl w:ilvl="7">
+      <w:numFmt w:val="decimal"/>
+      <w:lvlText w:val=""/>
+      <w:lvlJc w:val="left"/>
+    </w:lvl>
+    <w:lvl w:ilvl="8">
+      <w:numFmt w:val="decimal"/>
+      <w:lvlText w:val=""/>
+      <w:lvlJc w:val="left"/>
+    </w:lvl>
+  </w:abstractNum>
+  <w:abstractNum w:abstractNumId="5" w15:restartNumberingAfterBreak="0">
+    <w:nsid w:val="5ED6041E"/>
+    <w:multiLevelType w:val="multilevel"/>
+    <w:tmpl w:val="318056BC"/>
+    <w:lvl w:ilvl="0">
+      <w:start w:val="1"/>
+      <w:numFmt w:val="decimal"/>
+      <w:lvlText w:val="%1."/>
+      <w:lvlJc w:val="left"/>
+      <w:pPr>
+        <w:ind w:left="420" w:hanging="420"/>
+      </w:pPr>
+    </w:lvl>
+    <w:lvl w:ilvl="1">
+      <w:numFmt w:val="decimal"/>
+      <w:lvlText w:val=""/>
+      <w:lvlJc w:val="left"/>
+    </w:lvl>
+    <w:lvl w:ilvl="2">
+      <w:numFmt w:val="decimal"/>
+      <w:lvlText w:val=""/>
+      <w:lvlJc w:val="left"/>
+    </w:lvl>
+    <w:lvl w:ilvl="3">
+      <w:numFmt w:val="decimal"/>
+      <w:lvlText w:val=""/>
+      <w:lvlJc w:val="left"/>
+    </w:lvl>
+    <w:lvl w:ilvl="4">
+      <w:numFmt w:val="decimal"/>
+      <w:lvlText w:val=""/>
+      <w:lvlJc w:val="left"/>
+    </w:lvl>
+    <w:lvl w:ilvl="5">
+      <w:numFmt w:val="decimal"/>
+      <w:lvlText w:val=""/>
+      <w:lvlJc w:val="left"/>
+    </w:lvl>
+    <w:lvl w:ilvl="6">
+      <w:numFmt w:val="decimal"/>
+      <w:lvlText w:val=""/>
+      <w:lvlJc w:val="left"/>
+    </w:lvl>
+    <w:lvl w:ilvl="7">
+      <w:numFmt w:val="decimal"/>
+      <w:lvlText w:val=""/>
+      <w:lvlJc w:val="left"/>
+    </w:lvl>
+    <w:lvl w:ilvl="8">
+      <w:numFmt w:val="decimal"/>
+      <w:lvlText w:val=""/>
+      <w:lvlJc w:val="left"/>
+    </w:lvl>
+  </w:abstractNum>
+  <w:abstractNum w:abstractNumId="6" w15:restartNumberingAfterBreak="0">
+    <w:nsid w:val="64C11442"/>
+    <w:multiLevelType w:val="multilevel"/>
+    <w:tmpl w:val="ADFAC49C"/>
+    <w:lvl w:ilvl="0">
+      <w:start w:val="5"/>
+      <w:numFmt w:val="decimal"/>
+      <w:lvlText w:val="%1."/>
+      <w:lvlJc w:val="left"/>
+      <w:pPr>
+        <w:ind w:left="420" w:hanging="420"/>
+      </w:pPr>
+    </w:lvl>
+    <w:lvl w:ilvl="1">
+      <w:numFmt w:val="decimal"/>
+      <w:lvlText w:val=""/>
+      <w:lvlJc w:val="left"/>
+    </w:lvl>
+    <w:lvl w:ilvl="2">
+      <w:numFmt w:val="decimal"/>
+      <w:lvlText w:val=""/>
+      <w:lvlJc w:val="left"/>
+    </w:lvl>
+    <w:lvl w:ilvl="3">
+      <w:numFmt w:val="decimal"/>
+      <w:lvlText w:val=""/>
+      <w:lvlJc w:val="left"/>
+    </w:lvl>
+    <w:lvl w:ilvl="4">
+      <w:numFmt w:val="decimal"/>
+      <w:lvlText w:val=""/>
+      <w:lvlJc w:val="left"/>
+    </w:lvl>
+    <w:lvl w:ilvl="5">
+      <w:numFmt w:val="decimal"/>
+      <w:lvlText w:val=""/>
+      <w:lvlJc w:val="left"/>
+    </w:lvl>
+    <w:lvl w:ilvl="6">
+      <w:numFmt w:val="decimal"/>
+      <w:lvlText w:val=""/>
+      <w:lvlJc w:val="left"/>
+    </w:lvl>
+    <w:lvl w:ilvl="7">
+      <w:numFmt w:val="decimal"/>
+      <w:lvlText w:val=""/>
+      <w:lvlJc w:val="left"/>
+    </w:lvl>
+    <w:lvl w:ilvl="8">
+      <w:numFmt w:val="decimal"/>
+      <w:lvlText w:val=""/>
+      <w:lvlJc w:val="left"/>
+    </w:lvl>
+  </w:abstractNum>
+  <w:abstractNum w:abstractNumId="7" w15:restartNumberingAfterBreak="0">
+    <w:nsid w:val="68234A75"/>
+    <w:multiLevelType w:val="multilevel"/>
+    <w:tmpl w:val="5B846244"/>
     <w:lvl w:ilvl="0">
       <w:start w:val="1"/>
       <w:numFmt w:val="bullet"/>
@@ -28574,191 +28755,29 @@
       <w:lvlJc w:val="left"/>
     </w:lvl>
   </w:abstractNum>
-  <w:abstractNum w:abstractNumId="5" w15:restartNumberingAfterBreak="0">
-    <w:nsid w:val="36214A5A"/>
-    <w:multiLevelType w:val="multilevel"/>
-    <w:tmpl w:val="24C4C9FA"/>
-    <w:lvl w:ilvl="0">
-      <w:start w:val="1"/>
-      <w:numFmt w:val="decimal"/>
-      <w:lvlText w:val="%1."/>
-      <w:lvlJc w:val="left"/>
-      <w:pPr>
-        <w:ind w:left="420" w:hanging="420"/>
-      </w:pPr>
-    </w:lvl>
-    <w:lvl w:ilvl="1">
-      <w:numFmt w:val="decimal"/>
-      <w:lvlText w:val=""/>
-      <w:lvlJc w:val="left"/>
-    </w:lvl>
-    <w:lvl w:ilvl="2">
-      <w:numFmt w:val="decimal"/>
-      <w:lvlText w:val=""/>
-      <w:lvlJc w:val="left"/>
-    </w:lvl>
-    <w:lvl w:ilvl="3">
-      <w:numFmt w:val="decimal"/>
-      <w:lvlText w:val=""/>
-      <w:lvlJc w:val="left"/>
-    </w:lvl>
-    <w:lvl w:ilvl="4">
-      <w:numFmt w:val="decimal"/>
-      <w:lvlText w:val=""/>
-      <w:lvlJc w:val="left"/>
-    </w:lvl>
-    <w:lvl w:ilvl="5">
-      <w:numFmt w:val="decimal"/>
-      <w:lvlText w:val=""/>
-      <w:lvlJc w:val="left"/>
-    </w:lvl>
-    <w:lvl w:ilvl="6">
-      <w:numFmt w:val="decimal"/>
-      <w:lvlText w:val=""/>
-      <w:lvlJc w:val="left"/>
-    </w:lvl>
-    <w:lvl w:ilvl="7">
-      <w:numFmt w:val="decimal"/>
-      <w:lvlText w:val=""/>
-      <w:lvlJc w:val="left"/>
-    </w:lvl>
-    <w:lvl w:ilvl="8">
-      <w:numFmt w:val="decimal"/>
-      <w:lvlText w:val=""/>
-      <w:lvlJc w:val="left"/>
-    </w:lvl>
-  </w:abstractNum>
-  <w:abstractNum w:abstractNumId="6" w15:restartNumberingAfterBreak="0">
-    <w:nsid w:val="441D5CFC"/>
-    <w:multiLevelType w:val="multilevel"/>
-    <w:tmpl w:val="D256B08C"/>
-    <w:lvl w:ilvl="0">
-      <w:start w:val="1"/>
-      <w:numFmt w:val="decimal"/>
-      <w:lvlText w:val="%1."/>
-      <w:lvlJc w:val="left"/>
-      <w:pPr>
-        <w:ind w:left="420" w:hanging="420"/>
-      </w:pPr>
-    </w:lvl>
-    <w:lvl w:ilvl="1">
-      <w:numFmt w:val="decimal"/>
-      <w:lvlText w:val=""/>
-      <w:lvlJc w:val="left"/>
-    </w:lvl>
-    <w:lvl w:ilvl="2">
-      <w:numFmt w:val="decimal"/>
-      <w:lvlText w:val=""/>
-      <w:lvlJc w:val="left"/>
-    </w:lvl>
-    <w:lvl w:ilvl="3">
-      <w:numFmt w:val="decimal"/>
-      <w:lvlText w:val=""/>
-      <w:lvlJc w:val="left"/>
-    </w:lvl>
-    <w:lvl w:ilvl="4">
-      <w:numFmt w:val="decimal"/>
-      <w:lvlText w:val=""/>
-      <w:lvlJc w:val="left"/>
-    </w:lvl>
-    <w:lvl w:ilvl="5">
-      <w:numFmt w:val="decimal"/>
-      <w:lvlText w:val=""/>
-      <w:lvlJc w:val="left"/>
-    </w:lvl>
-    <w:lvl w:ilvl="6">
-      <w:numFmt w:val="decimal"/>
-      <w:lvlText w:val=""/>
-      <w:lvlJc w:val="left"/>
-    </w:lvl>
-    <w:lvl w:ilvl="7">
-      <w:numFmt w:val="decimal"/>
-      <w:lvlText w:val=""/>
-      <w:lvlJc w:val="left"/>
-    </w:lvl>
-    <w:lvl w:ilvl="8">
-      <w:numFmt w:val="decimal"/>
-      <w:lvlText w:val=""/>
-      <w:lvlJc w:val="left"/>
-    </w:lvl>
-  </w:abstractNum>
-  <w:abstractNum w:abstractNumId="7" w15:restartNumberingAfterBreak="0">
-    <w:nsid w:val="60EC1534"/>
-    <w:multiLevelType w:val="multilevel"/>
-    <w:tmpl w:val="5BD43B34"/>
-    <w:lvl w:ilvl="0">
-      <w:start w:val="1"/>
-      <w:numFmt w:val="decimal"/>
-      <w:lvlText w:val="%1."/>
-      <w:lvlJc w:val="left"/>
-      <w:pPr>
-        <w:ind w:left="420" w:hanging="420"/>
-      </w:pPr>
-    </w:lvl>
-    <w:lvl w:ilvl="1">
-      <w:numFmt w:val="decimal"/>
-      <w:lvlText w:val=""/>
-      <w:lvlJc w:val="left"/>
-    </w:lvl>
-    <w:lvl w:ilvl="2">
-      <w:numFmt w:val="decimal"/>
-      <w:lvlText w:val=""/>
-      <w:lvlJc w:val="left"/>
-    </w:lvl>
-    <w:lvl w:ilvl="3">
-      <w:numFmt w:val="decimal"/>
-      <w:lvlText w:val=""/>
-      <w:lvlJc w:val="left"/>
-    </w:lvl>
-    <w:lvl w:ilvl="4">
-      <w:numFmt w:val="decimal"/>
-      <w:lvlText w:val=""/>
-      <w:lvlJc w:val="left"/>
-    </w:lvl>
-    <w:lvl w:ilvl="5">
-      <w:numFmt w:val="decimal"/>
-      <w:lvlText w:val=""/>
-      <w:lvlJc w:val="left"/>
-    </w:lvl>
-    <w:lvl w:ilvl="6">
-      <w:numFmt w:val="decimal"/>
-      <w:lvlText w:val=""/>
-      <w:lvlJc w:val="left"/>
-    </w:lvl>
-    <w:lvl w:ilvl="7">
-      <w:numFmt w:val="decimal"/>
-      <w:lvlText w:val=""/>
-      <w:lvlJc w:val="left"/>
-    </w:lvl>
-    <w:lvl w:ilvl="8">
-      <w:numFmt w:val="decimal"/>
-      <w:lvlText w:val=""/>
-      <w:lvlJc w:val="left"/>
-    </w:lvl>
-  </w:abstractNum>
-  <w:num w:numId="1" w16cid:durableId="282155879">
+  <w:num w:numId="1" w16cid:durableId="1125849798">
+    <w:abstractNumId w:val="2"/>
+  </w:num>
+  <w:num w:numId="2" w16cid:durableId="1369067633">
+    <w:abstractNumId w:val="5"/>
+  </w:num>
+  <w:num w:numId="3" w16cid:durableId="1270627182">
+    <w:abstractNumId w:val="7"/>
+  </w:num>
+  <w:num w:numId="4" w16cid:durableId="442379065">
     <w:abstractNumId w:val="6"/>
   </w:num>
-  <w:num w:numId="2" w16cid:durableId="1241331086">
+  <w:num w:numId="5" w16cid:durableId="611978691">
+    <w:abstractNumId w:val="4"/>
+  </w:num>
+  <w:num w:numId="6" w16cid:durableId="1340548753">
     <w:abstractNumId w:val="3"/>
   </w:num>
-  <w:num w:numId="3" w16cid:durableId="1312565829">
-    <w:abstractNumId w:val="4"/>
+  <w:num w:numId="7" w16cid:durableId="1212814567">
+    <w:abstractNumId w:val="0"/>
   </w:num>
-  <w:num w:numId="4" w16cid:durableId="173156709">
-    <w:abstractNumId w:val="2"/>
-  </w:num>
-  <w:num w:numId="5" w16cid:durableId="439691467">
-    <w:abstractNumId w:val="5"/>
-  </w:num>
-  <w:num w:numId="6" w16cid:durableId="1181965046">
-    <w:abstractNumId w:val="7"/>
-  </w:num>
-  <w:num w:numId="7" w16cid:durableId="807358923">
+  <w:num w:numId="8" w16cid:durableId="381178428">
     <w:abstractNumId w:val="1"/>
-  </w:num>
-  <w:num w:numId="8" w16cid:durableId="1411735904">
-    <w:abstractNumId w:val="0"/>
   </w:num>
 </w:numbering>
 </file>
@@ -29256,7 +29275,7 @@
     <w:link w:val="a4"/>
     <w:uiPriority w:val="99"/>
     <w:unhideWhenUsed/>
-    <w:rsid w:val="00590056"/>
+    <w:rsid w:val="00295D85"/>
     <w:pPr>
       <w:tabs>
         <w:tab w:val="center" w:pos="4153"/>
@@ -29275,7 +29294,7 @@
     <w:basedOn w:val="a0"/>
     <w:link w:val="a3"/>
     <w:uiPriority w:val="99"/>
-    <w:rsid w:val="00590056"/>
+    <w:rsid w:val="00295D85"/>
     <w:rPr>
       <w:sz w:val="18"/>
       <w:szCs w:val="18"/>
@@ -29287,7 +29306,7 @@
     <w:link w:val="a6"/>
     <w:uiPriority w:val="99"/>
     <w:unhideWhenUsed/>
-    <w:rsid w:val="00590056"/>
+    <w:rsid w:val="00295D85"/>
     <w:pPr>
       <w:tabs>
         <w:tab w:val="center" w:pos="4153"/>
@@ -29305,7 +29324,7 @@
     <w:basedOn w:val="a0"/>
     <w:link w:val="a5"/>
     <w:uiPriority w:val="99"/>
-    <w:rsid w:val="00590056"/>
+    <w:rsid w:val="00295D85"/>
     <w:rPr>
       <w:sz w:val="18"/>
       <w:szCs w:val="18"/>
